--- a/Front Matter/Template/Pieces/8_Front-Matter.docx
+++ b/Front Matter/Template/Pieces/8_Front-Matter.docx
@@ -1510,7 +1510,7 @@
           <w:b/>
           <w:sz w:val="20"/>
           <w:szCs w:val="20"/>
-          <w:lang w:val="en-US" w:eastAsia="zh-TW"/>
+          <w:lang w:val="en-US"/>
         </w:rPr>
       </w:pPr>
       <w:r>
@@ -1548,7 +1548,7 @@
           <w:b/>
           <w:sz w:val="20"/>
           <w:szCs w:val="20"/>
-          <w:lang w:val="en-US" w:eastAsia="zh-TW"/>
+          <w:lang w:val="en-US"/>
         </w:rPr>
       </w:pPr>
     </w:p>
@@ -1559,7 +1559,6 @@
           <w:b/>
           <w:sz w:val="36"/>
           <w:szCs w:val="36"/>
-          <w:lang w:eastAsia="zh-TW"/>
         </w:rPr>
         <w:sectPr>
           <w:pgSz w:w="16840" w:h="23820"/>
@@ -1577,7 +1576,6 @@
           <w:b/>
           <w:sz w:val="44"/>
           <w:szCs w:val="44"/>
-          <w:lang w:eastAsia="zh-TW"/>
         </w:rPr>
       </w:pPr>
       <w:r>
@@ -1590,7 +1588,7 @@
         </w:rPr>
         <w:lastRenderedPageBreak/>
         <w:drawing>
-          <wp:anchor distT="0" distB="0" distL="114300" distR="114300" simplePos="0" relativeHeight="251660288" behindDoc="0" locked="0" layoutInCell="1" allowOverlap="1" wp14:anchorId="1B17B86C" wp14:editId="2A64B276">
+          <wp:anchor distT="0" distB="0" distL="114300" distR="114300" simplePos="0" relativeHeight="251660288" behindDoc="0" locked="0" layoutInCell="1" allowOverlap="1" wp14:anchorId="1B17B86C" wp14:editId="04A22C82">
             <wp:simplePos x="0" y="0"/>
             <wp:positionH relativeFrom="column">
               <wp:posOffset>5436870</wp:posOffset>
@@ -1977,7 +1975,7 @@
           <w:rFonts w:ascii="Noto Serif SC" w:eastAsia="Noto Serif SC" w:hAnsi="Noto Serif SC" w:cs="Noto Serif"/>
           <w:sz w:val="23"/>
           <w:szCs w:val="23"/>
-          <w:lang w:val="en-US" w:eastAsia="zh-TW"/>
+          <w:lang w:val="en-US"/>
         </w:rPr>
       </w:pPr>
     </w:p>
@@ -1988,7 +1986,7 @@
           <w:rFonts w:ascii="Noto Serif SC" w:eastAsia="Noto Serif SC" w:hAnsi="Noto Serif SC" w:cs="Noto Serif"/>
           <w:sz w:val="23"/>
           <w:szCs w:val="23"/>
-          <w:lang w:val="en-US" w:eastAsia="zh-TW"/>
+          <w:lang w:val="en-US"/>
         </w:rPr>
       </w:pPr>
     </w:p>
@@ -2009,7 +2007,34 @@
           <w:szCs w:val="23"/>
           <w:lang w:val="en-US"/>
         </w:rPr>
-        <w:t xml:space="preserve">KONG </w:t>
+        <w:t>Kong</w:t>
+      </w:r>
+      <w:r>
+        <w:rPr>
+          <w:rFonts w:ascii="Noto Serif SC" w:eastAsia="Noto Serif SC" w:hAnsi="Noto Serif SC" w:cs="Noto Serif Light"/>
+          <w:sz w:val="23"/>
+          <w:szCs w:val="23"/>
+          <w:lang w:val="en-US"/>
+        </w:rPr>
+        <w:t xml:space="preserve"> Zhixuan was born in Yangzhou, and he is a composer based in Suzhou, China. He graduated from Shanghai Conservatory of Music and got Doctor</w:t>
+      </w:r>
+      <w:r>
+        <w:rPr>
+          <w:rFonts w:ascii="Noto Serif SC" w:eastAsia="Noto Serif SC" w:hAnsi="Noto Serif SC" w:cs="Noto Serif Light"/>
+          <w:sz w:val="23"/>
+          <w:szCs w:val="23"/>
+          <w:lang w:val="en-US"/>
+        </w:rPr>
+        <w:t>'</w:t>
+      </w:r>
+      <w:r>
+        <w:rPr>
+          <w:rFonts w:ascii="Noto Serif SC" w:eastAsia="Noto Serif SC" w:hAnsi="Noto Serif SC" w:cs="Noto Serif Light"/>
+          <w:sz w:val="23"/>
+          <w:szCs w:val="23"/>
+          <w:lang w:val="en-US"/>
+        </w:rPr>
+        <w:t xml:space="preserve">s degree in Music Composition with studying under Prof. WANG Jianmin. He is a lecturer teaching in Soochow University School of Music, a commissioner of the China Nationalities Orchestra Society, a member of Suzhou Musicians Association, and </w:t>
       </w:r>
       <w:proofErr w:type="spellStart"/>
       <w:r>
@@ -2019,7 +2044,7 @@
           <w:szCs w:val="23"/>
           <w:lang w:val="en-US"/>
         </w:rPr>
-        <w:t>Zhixuan</w:t>
+        <w:t>Gusu</w:t>
       </w:r>
       <w:proofErr w:type="spellEnd"/>
       <w:r>
@@ -2029,15 +2054,53 @@
           <w:szCs w:val="23"/>
           <w:lang w:val="en-US"/>
         </w:rPr>
-        <w:t xml:space="preserve"> was born in Yangzhou, and he is a composer based in Suzhou, China. He graduated from Shanghai Conservatory of Music and got Doctor</w:t>
-      </w:r>
-      <w:r>
+        <w:t xml:space="preserve"> Publicity and Cultural Talents.</w:t>
+      </w:r>
+    </w:p>
+    <w:p>
+      <w:pPr>
+        <w:spacing w:after="240"/>
         <w:rPr>
           <w:rFonts w:ascii="Noto Serif SC" w:eastAsia="Noto Serif SC" w:hAnsi="Noto Serif SC" w:cs="Noto Serif Light"/>
           <w:sz w:val="23"/>
           <w:szCs w:val="23"/>
           <w:lang w:val="en-US"/>
         </w:rPr>
+      </w:pPr>
+      <w:r>
+        <w:rPr>
+          <w:rFonts w:ascii="Noto Serif SC" w:eastAsia="Noto Serif SC" w:hAnsi="Noto Serif SC" w:cs="Noto Serif Light"/>
+          <w:sz w:val="23"/>
+          <w:szCs w:val="23"/>
+          <w:lang w:val="en-US"/>
+        </w:rPr>
+        <w:t>In recent years, he was commissioned by Chinese Musicians</w:t>
+      </w:r>
+      <w:r>
+        <w:rPr>
+          <w:rFonts w:ascii="Noto Serif SC" w:eastAsia="Noto Serif SC" w:hAnsi="Noto Serif SC" w:cs="Noto Serif Light"/>
+          <w:sz w:val="23"/>
+          <w:szCs w:val="23"/>
+          <w:lang w:val="en-US"/>
+        </w:rPr>
+        <w:t xml:space="preserve">' </w:t>
+      </w:r>
+      <w:r>
+        <w:rPr>
+          <w:rFonts w:ascii="Noto Serif SC" w:eastAsia="Noto Serif SC" w:hAnsi="Noto Serif SC" w:cs="Noto Serif Light"/>
+          <w:sz w:val="23"/>
+          <w:szCs w:val="23"/>
+          <w:lang w:val="en-US"/>
+        </w:rPr>
+        <w:t>Association, Jiangsu Musicians</w:t>
+      </w:r>
+      <w:r>
+        <w:rPr>
+          <w:rFonts w:ascii="Noto Serif SC" w:eastAsia="Noto Serif SC" w:hAnsi="Noto Serif SC" w:cs="Noto Serif Light"/>
+          <w:sz w:val="23"/>
+          <w:szCs w:val="23"/>
+          <w:lang w:val="en-US"/>
+        </w:rPr>
         <w:t>'</w:t>
       </w:r>
       <w:r>
@@ -2047,7 +2110,120 @@
           <w:szCs w:val="23"/>
           <w:lang w:val="en-US"/>
         </w:rPr>
-        <w:t xml:space="preserve">s degree in Music Composition with studying under Prof. WANG </w:t>
+        <w:t xml:space="preserve"> Association, Shanghai Conservatory of Music, China Conservatory of Music, National Academy of Chinese Theatre Arts, Shanghai Chinese Orchestra, Hong Kong Chinese Orchestra, Singapore Chinese Orchestra, Jiangsu Symphony Orchestra, Jiangsu Chinese Orchestra, Zhejiang Chinese Orchestra, Nanjing Chinese Orchestra, Suzhou Chinese Orchestra, Wuxi Chinese Orchestra, Nanyang Collective, etc. And his works have also been performed by Shanghai Philharmonic Orchestra, Shenzhen Symphony Orchestra, Zhejiang Symphony Orchestra, Macao Chinese Orchestra, Taiwan Little Giant Chinese Chamber Orchestra, Netherlands Atlas Ensemble, Contemporary Ensemble of University of Music and Performing Arts Vienna, etc.</w:t>
+      </w:r>
+    </w:p>
+    <w:p>
+      <w:pPr>
+        <w:rPr>
+          <w:rFonts w:ascii="Noto Serif SC" w:eastAsia="Noto Serif SC" w:hAnsi="Noto Serif SC" w:cs="Noto Serif Light"/>
+          <w:sz w:val="23"/>
+          <w:szCs w:val="23"/>
+          <w:lang w:val="en-US"/>
+        </w:rPr>
+      </w:pPr>
+      <w:r>
+        <w:rPr>
+          <w:rFonts w:ascii="Noto Serif SC" w:eastAsia="Noto Serif SC" w:hAnsi="Noto Serif SC" w:cs="Noto Serif Light"/>
+          <w:sz w:val="23"/>
+          <w:szCs w:val="23"/>
+          <w:lang w:val="en-US"/>
+        </w:rPr>
+        <w:t>His works involve concertos, orchestral music, chamber music and choral music. He managed one Music Compositional Talents Project, participated in four Performance Projects of China National Arts Fund and won a dozen compositional awards, include 2022 Outstanding Grand Works Award of Zijin Culture Festival , 2021 The Excellent Works Award of 6</w:t>
+      </w:r>
+      <w:r>
+        <w:rPr>
+          <w:rFonts w:ascii="Noto Serif SC" w:eastAsia="Noto Serif SC" w:hAnsi="Noto Serif SC" w:cs="Noto Serif Light"/>
+          <w:sz w:val="23"/>
+          <w:szCs w:val="23"/>
+          <w:vertAlign w:val="superscript"/>
+          <w:lang w:val="en-US"/>
+        </w:rPr>
+        <w:t>th</w:t>
+      </w:r>
+      <w:r>
+        <w:rPr>
+          <w:rFonts w:ascii="Noto Serif SC" w:eastAsia="Noto Serif SC" w:hAnsi="Noto Serif SC" w:cs="Noto Serif Light"/>
+          <w:sz w:val="23"/>
+          <w:szCs w:val="23"/>
+          <w:lang w:val="en-US"/>
+        </w:rPr>
+        <w:t xml:space="preserve"> National University Students</w:t>
+      </w:r>
+      <w:r>
+        <w:rPr>
+          <w:rFonts w:ascii="Noto Serif SC" w:eastAsia="Noto Serif SC" w:hAnsi="Noto Serif SC" w:cs="Noto Serif Light"/>
+          <w:sz w:val="23"/>
+          <w:szCs w:val="23"/>
+          <w:lang w:val="en-US"/>
+        </w:rPr>
+        <w:t xml:space="preserve">' </w:t>
+      </w:r>
+      <w:r>
+        <w:rPr>
+          <w:rFonts w:ascii="Noto Serif SC" w:eastAsia="Noto Serif SC" w:hAnsi="Noto Serif SC" w:cs="Noto Serif Light"/>
+          <w:sz w:val="23"/>
+          <w:szCs w:val="23"/>
+          <w:lang w:val="en-US"/>
+        </w:rPr>
+        <w:t>Art Exhibition, Excellent Work Award of The 5</w:t>
+      </w:r>
+      <w:r>
+        <w:rPr>
+          <w:rFonts w:ascii="Noto Serif SC" w:eastAsia="Noto Serif SC" w:hAnsi="Noto Serif SC" w:cs="Noto Serif Light"/>
+          <w:sz w:val="23"/>
+          <w:szCs w:val="23"/>
+          <w:vertAlign w:val="superscript"/>
+          <w:lang w:val="en-US"/>
+        </w:rPr>
+        <w:t>th</w:t>
+      </w:r>
+      <w:r>
+        <w:rPr>
+          <w:rFonts w:ascii="Noto Serif SC" w:eastAsia="Noto Serif SC" w:hAnsi="Noto Serif SC" w:cs="Noto Serif Light"/>
+          <w:sz w:val="23"/>
+          <w:szCs w:val="23"/>
+          <w:lang w:val="en-US"/>
+        </w:rPr>
+        <w:t xml:space="preserve"> Jiangsu Wenhua Award, 2020 2</w:t>
+      </w:r>
+      <w:r>
+        <w:rPr>
+          <w:rFonts w:ascii="Noto Serif SC" w:eastAsia="Noto Serif SC" w:hAnsi="Noto Serif SC" w:cs="Noto Serif Light"/>
+          <w:sz w:val="23"/>
+          <w:szCs w:val="23"/>
+          <w:vertAlign w:val="superscript"/>
+          <w:lang w:val="en-US"/>
+        </w:rPr>
+        <w:t>nd</w:t>
+      </w:r>
+      <w:r>
+        <w:rPr>
+          <w:rFonts w:ascii="Noto Serif SC" w:eastAsia="Noto Serif SC" w:hAnsi="Noto Serif SC" w:cs="Noto Serif Light"/>
+          <w:sz w:val="23"/>
+          <w:szCs w:val="23"/>
+          <w:lang w:val="en-US"/>
+        </w:rPr>
+        <w:t xml:space="preserve"> Prize of Jiangsu Literature and Art Award, 2018 2</w:t>
+      </w:r>
+      <w:r>
+        <w:rPr>
+          <w:rFonts w:ascii="Noto Serif SC" w:eastAsia="Noto Serif SC" w:hAnsi="Noto Serif SC" w:cs="Noto Serif Light"/>
+          <w:sz w:val="23"/>
+          <w:szCs w:val="23"/>
+          <w:vertAlign w:val="superscript"/>
+          <w:lang w:val="en-US"/>
+        </w:rPr>
+        <w:t>nd</w:t>
+      </w:r>
+      <w:r>
+        <w:rPr>
+          <w:rFonts w:ascii="Noto Serif SC" w:eastAsia="Noto Serif SC" w:hAnsi="Noto Serif SC" w:cs="Noto Serif Light"/>
+          <w:sz w:val="23"/>
+          <w:szCs w:val="23"/>
+          <w:lang w:val="en-US"/>
+        </w:rPr>
+        <w:t xml:space="preserve"> Prize of Poland Witold </w:t>
       </w:r>
       <w:proofErr w:type="spellStart"/>
       <w:r>
@@ -2057,7 +2233,7 @@
           <w:szCs w:val="23"/>
           <w:lang w:val="en-US"/>
         </w:rPr>
-        <w:t>Jianmin</w:t>
+        <w:t>Szalonek</w:t>
       </w:r>
       <w:proofErr w:type="spellEnd"/>
       <w:r>
@@ -2067,7 +2243,81 @@
           <w:szCs w:val="23"/>
           <w:lang w:val="en-US"/>
         </w:rPr>
-        <w:t xml:space="preserve">. He is a lecturer teaching in Soochow University School of Music, a commissioner of the China Nationalities Orchestra Society, a member of Suzhou Musicians Association, and </w:t>
+        <w:t xml:space="preserve"> Composers</w:t>
+      </w:r>
+      <w:r>
+        <w:rPr>
+          <w:rFonts w:ascii="Noto Serif SC" w:eastAsia="Noto Serif SC" w:hAnsi="Noto Serif SC" w:cs="Noto Serif Light"/>
+          <w:sz w:val="23"/>
+          <w:szCs w:val="23"/>
+          <w:lang w:val="en-US"/>
+        </w:rPr>
+        <w:t xml:space="preserve">' </w:t>
+      </w:r>
+      <w:r>
+        <w:rPr>
+          <w:rFonts w:ascii="Noto Serif SC" w:eastAsia="Noto Serif SC" w:hAnsi="Noto Serif SC" w:cs="Noto Serif Light"/>
+          <w:sz w:val="23"/>
+          <w:szCs w:val="23"/>
+          <w:lang w:val="en-US"/>
+        </w:rPr>
+        <w:t>Competition, 2017 Best Solo Instrument with Chinese Orchestra Award, Best Orchestration Award and Outstanding Young Composer Award of 'Chinese music without bounds' Hong Kong International Composition Competition, 2016 Original Work Award of 33</w:t>
+      </w:r>
+      <w:r>
+        <w:rPr>
+          <w:rFonts w:ascii="Noto Serif SC" w:eastAsia="Noto Serif SC" w:hAnsi="Noto Serif SC" w:cs="Noto Serif Light"/>
+          <w:sz w:val="23"/>
+          <w:szCs w:val="23"/>
+          <w:vertAlign w:val="superscript"/>
+          <w:lang w:val="en-US"/>
+        </w:rPr>
+        <w:t>rd</w:t>
+      </w:r>
+      <w:r>
+        <w:rPr>
+          <w:rFonts w:ascii="Noto Serif SC" w:eastAsia="Noto Serif SC" w:hAnsi="Noto Serif SC" w:cs="Noto Serif Light"/>
+          <w:sz w:val="23"/>
+          <w:szCs w:val="23"/>
+          <w:lang w:val="en-US"/>
+        </w:rPr>
+        <w:t xml:space="preserve"> Shanghai Spring International Music Festival, 2015 3</w:t>
+      </w:r>
+      <w:r>
+        <w:rPr>
+          <w:rFonts w:ascii="Noto Serif SC" w:eastAsia="Noto Serif SC" w:hAnsi="Noto Serif SC" w:cs="Noto Serif Light"/>
+          <w:sz w:val="23"/>
+          <w:szCs w:val="23"/>
+          <w:vertAlign w:val="superscript"/>
+          <w:lang w:val="en-US"/>
+        </w:rPr>
+        <w:t>rd</w:t>
+      </w:r>
+      <w:r>
+        <w:rPr>
+          <w:rFonts w:ascii="Noto Serif SC" w:eastAsia="Noto Serif SC" w:hAnsi="Noto Serif SC" w:cs="Noto Serif Light"/>
+          <w:sz w:val="23"/>
+          <w:szCs w:val="23"/>
+          <w:lang w:val="en-US"/>
+        </w:rPr>
+        <w:t xml:space="preserve"> Prize of Singapore International Competition for Chinese Orchestral Composition. His representative works include symphony poem </w:t>
+      </w:r>
+      <w:r>
+        <w:rPr>
+          <w:rFonts w:ascii="Noto Serif SC" w:eastAsia="Noto Serif SC" w:hAnsi="Noto Serif SC" w:cs="Noto Serif Light"/>
+          <w:sz w:val="23"/>
+          <w:szCs w:val="23"/>
+          <w:lang w:val="en-US"/>
+        </w:rPr>
+        <w:t>'</w:t>
+      </w:r>
+      <w:r>
+        <w:rPr>
+          <w:rFonts w:ascii="Noto Serif SC" w:eastAsia="Noto Serif SC" w:hAnsi="Noto Serif SC" w:cs="Noto Serif Light"/>
+          <w:sz w:val="23"/>
+          <w:szCs w:val="23"/>
+          <w:lang w:val="en-US"/>
+        </w:rPr>
+        <w:t xml:space="preserve">Look Towards </w:t>
       </w:r>
       <w:proofErr w:type="spellStart"/>
       <w:r>
@@ -2077,7 +2327,7 @@
           <w:szCs w:val="23"/>
           <w:lang w:val="en-US"/>
         </w:rPr>
-        <w:t>Gusu</w:t>
+        <w:t>Taihu</w:t>
       </w:r>
       <w:proofErr w:type="spellEnd"/>
       <w:r>
@@ -2087,19 +2337,17 @@
           <w:szCs w:val="23"/>
           <w:lang w:val="en-US"/>
         </w:rPr>
-        <w:t xml:space="preserve"> Publicity and Cultural Talents.</w:t>
-      </w:r>
-    </w:p>
-    <w:p>
-      <w:pPr>
-        <w:spacing w:after="240"/>
+        <w:t xml:space="preserve"> Lake</w:t>
+      </w:r>
+      <w:r>
         <w:rPr>
           <w:rFonts w:ascii="Noto Serif SC" w:eastAsia="Noto Serif SC" w:hAnsi="Noto Serif SC" w:cs="Noto Serif Light"/>
           <w:sz w:val="23"/>
           <w:szCs w:val="23"/>
           <w:lang w:val="en-US"/>
         </w:rPr>
-      </w:pPr>
+        <w:t>'</w:t>
+      </w:r>
       <w:r>
         <w:rPr>
           <w:rFonts w:ascii="Noto Serif SC" w:eastAsia="Noto Serif SC" w:hAnsi="Noto Serif SC" w:cs="Noto Serif Light"/>
@@ -2107,7 +2355,7 @@
           <w:szCs w:val="23"/>
           <w:lang w:val="en-US"/>
         </w:rPr>
-        <w:t>In recent years, he was commissioned by Chinese Musicians</w:t>
+        <w:t xml:space="preserve">, </w:t>
       </w:r>
       <w:r>
         <w:rPr>
@@ -2116,7 +2364,7 @@
           <w:szCs w:val="23"/>
           <w:lang w:val="en-US"/>
         </w:rPr>
-        <w:t xml:space="preserve">' </w:t>
+        <w:t>S</w:t>
       </w:r>
       <w:r>
         <w:rPr>
@@ -2125,7 +2373,7 @@
           <w:szCs w:val="23"/>
           <w:lang w:val="en-US"/>
         </w:rPr>
-        <w:t>Association, Jiangsu Musicians</w:t>
+        <w:t xml:space="preserve">uona </w:t>
       </w:r>
       <w:r>
         <w:rPr>
@@ -2134,7 +2382,7 @@
           <w:szCs w:val="23"/>
           <w:lang w:val="en-US"/>
         </w:rPr>
-        <w:t>'</w:t>
+        <w:t>c</w:t>
       </w:r>
       <w:r>
         <w:rPr>
@@ -2143,18 +2391,17 @@
           <w:szCs w:val="23"/>
           <w:lang w:val="en-US"/>
         </w:rPr>
-        <w:t xml:space="preserve"> Association, Shanghai Conservatory of Music, China Conservatory of Music, National Academy of Chinese Theatre Arts, Shanghai Chinese Orchestra, Hong Kong Chinese Orchestra, Singapore Chinese Orchestra, Jiangsu Symphony Orchestra, Jiangsu Chinese Orchestra, Zhejiang Chinese Orchestra, Nanjing Chinese Orchestra, Suzhou Chinese Orchestra, Wuxi Chinese Orchestra, Nanyang Collective, etc. And his works have also been performed by Shanghai Philharmonic Orchestra, Shenzhen Symphony Orchestra, Zhejiang Symphony Orchestra, Macao Chinese Orchestra, Taiwan Little Giant Chinese Chamber Orchestra, Netherlands Atlas Ensemble, Contemporary Ensemble of University of Music and Performing Arts Vienna, etc.</w:t>
-      </w:r>
-    </w:p>
-    <w:p>
-      <w:pPr>
+        <w:t>oncerto</w:t>
+      </w:r>
+      <w:r>
         <w:rPr>
           <w:rFonts w:ascii="Noto Serif SC" w:eastAsia="Noto Serif SC" w:hAnsi="Noto Serif SC" w:cs="Noto Serif Light"/>
           <w:sz w:val="23"/>
           <w:szCs w:val="23"/>
           <w:lang w:val="en-US"/>
         </w:rPr>
-      </w:pPr>
+        <w:t xml:space="preserve"> '</w:t>
+      </w:r>
       <w:r>
         <w:rPr>
           <w:rFonts w:ascii="Noto Serif SC" w:eastAsia="Noto Serif SC" w:hAnsi="Noto Serif SC" w:cs="Noto Serif Light"/>
@@ -2162,299 +2409,8 @@
           <w:szCs w:val="23"/>
           <w:lang w:val="en-US"/>
         </w:rPr>
-        <w:t>His works involve concertos, orchestral music, chamber music and choral music. He managed one Music Compositional Talents Project, participated in four Performance Projects of China National Arts Fund and won a dozen compositional awards, include 2022 Outstanding Grand Works Award of Zijin Culture Festival , 2021 The Excellent Works Award of 6</w:t>
-      </w:r>
-      <w:r>
-        <w:rPr>
-          <w:rFonts w:ascii="Noto Serif SC" w:eastAsia="Noto Serif SC" w:hAnsi="Noto Serif SC" w:cs="Noto Serif Light"/>
-          <w:sz w:val="23"/>
-          <w:szCs w:val="23"/>
-          <w:vertAlign w:val="superscript"/>
-          <w:lang w:val="en-US"/>
-        </w:rPr>
-        <w:t>th</w:t>
-      </w:r>
-      <w:r>
-        <w:rPr>
-          <w:rFonts w:ascii="Noto Serif SC" w:eastAsia="Noto Serif SC" w:hAnsi="Noto Serif SC" w:cs="Noto Serif Light"/>
-          <w:sz w:val="23"/>
-          <w:szCs w:val="23"/>
-          <w:lang w:val="en-US"/>
-        </w:rPr>
-        <w:t xml:space="preserve"> National University Students</w:t>
-      </w:r>
-      <w:r>
-        <w:rPr>
-          <w:rFonts w:ascii="Noto Serif SC" w:eastAsia="Noto Serif SC" w:hAnsi="Noto Serif SC" w:cs="Noto Serif Light"/>
-          <w:sz w:val="23"/>
-          <w:szCs w:val="23"/>
-          <w:lang w:val="en-US"/>
-        </w:rPr>
-        <w:t xml:space="preserve">' </w:t>
-      </w:r>
-      <w:r>
-        <w:rPr>
-          <w:rFonts w:ascii="Noto Serif SC" w:eastAsia="Noto Serif SC" w:hAnsi="Noto Serif SC" w:cs="Noto Serif Light"/>
-          <w:sz w:val="23"/>
-          <w:szCs w:val="23"/>
-          <w:lang w:val="en-US"/>
-        </w:rPr>
-        <w:t>Art Exhibition, Excellent Work Award of The 5</w:t>
-      </w:r>
-      <w:r>
-        <w:rPr>
-          <w:rFonts w:ascii="Noto Serif SC" w:eastAsia="Noto Serif SC" w:hAnsi="Noto Serif SC" w:cs="Noto Serif Light"/>
-          <w:sz w:val="23"/>
-          <w:szCs w:val="23"/>
-          <w:vertAlign w:val="superscript"/>
-          <w:lang w:val="en-US"/>
-        </w:rPr>
-        <w:t>th</w:t>
-      </w:r>
-      <w:r>
-        <w:rPr>
-          <w:rFonts w:ascii="Noto Serif SC" w:eastAsia="Noto Serif SC" w:hAnsi="Noto Serif SC" w:cs="Noto Serif Light"/>
-          <w:sz w:val="23"/>
-          <w:szCs w:val="23"/>
-          <w:lang w:val="en-US"/>
-        </w:rPr>
-        <w:t xml:space="preserve"> Jiangsu Wenhua Award, 2020 2</w:t>
-      </w:r>
-      <w:r>
-        <w:rPr>
-          <w:rFonts w:ascii="Noto Serif SC" w:eastAsia="Noto Serif SC" w:hAnsi="Noto Serif SC" w:cs="Noto Serif Light"/>
-          <w:sz w:val="23"/>
-          <w:szCs w:val="23"/>
-          <w:vertAlign w:val="superscript"/>
-          <w:lang w:val="en-US"/>
-        </w:rPr>
-        <w:t>nd</w:t>
-      </w:r>
-      <w:r>
-        <w:rPr>
-          <w:rFonts w:ascii="Noto Serif SC" w:eastAsia="Noto Serif SC" w:hAnsi="Noto Serif SC" w:cs="Noto Serif Light"/>
-          <w:sz w:val="23"/>
-          <w:szCs w:val="23"/>
-          <w:lang w:val="en-US"/>
-        </w:rPr>
-        <w:t xml:space="preserve"> Prize of Jiangsu Literature and Art Award, 2018 2</w:t>
-      </w:r>
-      <w:r>
-        <w:rPr>
-          <w:rFonts w:ascii="Noto Serif SC" w:eastAsia="Noto Serif SC" w:hAnsi="Noto Serif SC" w:cs="Noto Serif Light"/>
-          <w:sz w:val="23"/>
-          <w:szCs w:val="23"/>
-          <w:vertAlign w:val="superscript"/>
-          <w:lang w:val="en-US"/>
-        </w:rPr>
-        <w:t>nd</w:t>
-      </w:r>
-      <w:r>
-        <w:rPr>
-          <w:rFonts w:ascii="Noto Serif SC" w:eastAsia="Noto Serif SC" w:hAnsi="Noto Serif SC" w:cs="Noto Serif Light"/>
-          <w:sz w:val="23"/>
-          <w:szCs w:val="23"/>
-          <w:lang w:val="en-US"/>
-        </w:rPr>
-        <w:t xml:space="preserve"> Prize of Poland Witold </w:t>
-      </w:r>
-      <w:proofErr w:type="spellStart"/>
-      <w:r>
-        <w:rPr>
-          <w:rFonts w:ascii="Noto Serif SC" w:eastAsia="Noto Serif SC" w:hAnsi="Noto Serif SC" w:cs="Noto Serif Light"/>
-          <w:sz w:val="23"/>
-          <w:szCs w:val="23"/>
-          <w:lang w:val="en-US"/>
-        </w:rPr>
-        <w:t>Szalonek</w:t>
-      </w:r>
-      <w:proofErr w:type="spellEnd"/>
-      <w:r>
-        <w:rPr>
-          <w:rFonts w:ascii="Noto Serif SC" w:eastAsia="Noto Serif SC" w:hAnsi="Noto Serif SC" w:cs="Noto Serif Light"/>
-          <w:sz w:val="23"/>
-          <w:szCs w:val="23"/>
-          <w:lang w:val="en-US"/>
-        </w:rPr>
-        <w:t xml:space="preserve"> Composers</w:t>
-      </w:r>
-      <w:r>
-        <w:rPr>
-          <w:rFonts w:ascii="Noto Serif SC" w:eastAsia="Noto Serif SC" w:hAnsi="Noto Serif SC" w:cs="Noto Serif Light"/>
-          <w:sz w:val="23"/>
-          <w:szCs w:val="23"/>
-          <w:lang w:val="en-US"/>
-        </w:rPr>
-        <w:t xml:space="preserve">' </w:t>
-      </w:r>
-      <w:r>
-        <w:rPr>
-          <w:rFonts w:ascii="Noto Serif SC" w:eastAsia="Noto Serif SC" w:hAnsi="Noto Serif SC" w:cs="Noto Serif Light"/>
-          <w:sz w:val="23"/>
-          <w:szCs w:val="23"/>
-          <w:lang w:val="en-US"/>
-        </w:rPr>
-        <w:t>Competition, 2017 Best Solo Instrument with Chinese Orchestra Award, Best Orchestration Award and Outstanding Young Composer Award of 'Chinese music without bounds' Hong Kong International Composition Competition, 2016 Original Work Award of 33</w:t>
-      </w:r>
-      <w:r>
-        <w:rPr>
-          <w:rFonts w:ascii="Noto Serif SC" w:eastAsia="Noto Serif SC" w:hAnsi="Noto Serif SC" w:cs="Noto Serif Light"/>
-          <w:sz w:val="23"/>
-          <w:szCs w:val="23"/>
-          <w:vertAlign w:val="superscript"/>
-          <w:lang w:val="en-US"/>
-        </w:rPr>
-        <w:t>rd</w:t>
-      </w:r>
-      <w:r>
-        <w:rPr>
-          <w:rFonts w:ascii="Noto Serif SC" w:eastAsia="Noto Serif SC" w:hAnsi="Noto Serif SC" w:cs="Noto Serif Light"/>
-          <w:sz w:val="23"/>
-          <w:szCs w:val="23"/>
-          <w:lang w:val="en-US"/>
-        </w:rPr>
-        <w:t xml:space="preserve"> Shanghai Spring International Music Festival, 2015 3</w:t>
-      </w:r>
-      <w:r>
-        <w:rPr>
-          <w:rFonts w:ascii="Noto Serif SC" w:eastAsia="Noto Serif SC" w:hAnsi="Noto Serif SC" w:cs="Noto Serif Light"/>
-          <w:sz w:val="23"/>
-          <w:szCs w:val="23"/>
-          <w:vertAlign w:val="superscript"/>
-          <w:lang w:val="en-US"/>
-        </w:rPr>
-        <w:t>rd</w:t>
-      </w:r>
-      <w:r>
-        <w:rPr>
-          <w:rFonts w:ascii="Noto Serif SC" w:eastAsia="Noto Serif SC" w:hAnsi="Noto Serif SC" w:cs="Noto Serif Light"/>
-          <w:sz w:val="23"/>
-          <w:szCs w:val="23"/>
-          <w:lang w:val="en-US"/>
-        </w:rPr>
-        <w:t xml:space="preserve"> Prize of Singapore International Competition for Chinese Orchestral Composition. His representative works include symphony poem </w:t>
-      </w:r>
-      <w:r>
-        <w:rPr>
-          <w:rFonts w:ascii="Noto Serif SC" w:eastAsia="Noto Serif SC" w:hAnsi="Noto Serif SC" w:cs="Noto Serif Light"/>
-          <w:sz w:val="23"/>
-          <w:szCs w:val="23"/>
-          <w:lang w:val="en-US"/>
-        </w:rPr>
-        <w:t>'</w:t>
-      </w:r>
-      <w:r>
-        <w:rPr>
-          <w:rFonts w:ascii="Noto Serif SC" w:eastAsia="Noto Serif SC" w:hAnsi="Noto Serif SC" w:cs="Noto Serif Light"/>
-          <w:sz w:val="23"/>
-          <w:szCs w:val="23"/>
-          <w:lang w:val="en-US"/>
-        </w:rPr>
-        <w:t xml:space="preserve">Look Towards </w:t>
-      </w:r>
-      <w:proofErr w:type="spellStart"/>
-      <w:r>
-        <w:rPr>
-          <w:rFonts w:ascii="Noto Serif SC" w:eastAsia="Noto Serif SC" w:hAnsi="Noto Serif SC" w:cs="Noto Serif Light"/>
-          <w:sz w:val="23"/>
-          <w:szCs w:val="23"/>
-          <w:lang w:val="en-US"/>
-        </w:rPr>
-        <w:t>Taihu</w:t>
-      </w:r>
-      <w:proofErr w:type="spellEnd"/>
-      <w:r>
-        <w:rPr>
-          <w:rFonts w:ascii="Noto Serif SC" w:eastAsia="Noto Serif SC" w:hAnsi="Noto Serif SC" w:cs="Noto Serif Light"/>
-          <w:sz w:val="23"/>
-          <w:szCs w:val="23"/>
-          <w:lang w:val="en-US"/>
-        </w:rPr>
-        <w:t xml:space="preserve"> Lake</w:t>
-      </w:r>
-      <w:r>
-        <w:rPr>
-          <w:rFonts w:ascii="Noto Serif SC" w:eastAsia="Noto Serif SC" w:hAnsi="Noto Serif SC" w:cs="Noto Serif Light"/>
-          <w:sz w:val="23"/>
-          <w:szCs w:val="23"/>
-          <w:lang w:val="en-US"/>
-        </w:rPr>
-        <w:t>'</w:t>
-      </w:r>
-      <w:r>
-        <w:rPr>
-          <w:rFonts w:ascii="Noto Serif SC" w:eastAsia="Noto Serif SC" w:hAnsi="Noto Serif SC" w:cs="Noto Serif Light"/>
-          <w:sz w:val="23"/>
-          <w:szCs w:val="23"/>
-          <w:lang w:val="en-US"/>
-        </w:rPr>
-        <w:t xml:space="preserve">, </w:t>
-      </w:r>
-      <w:r>
-        <w:rPr>
-          <w:rFonts w:ascii="Noto Serif SC" w:eastAsia="Noto Serif SC" w:hAnsi="Noto Serif SC" w:cs="Noto Serif Light"/>
-          <w:sz w:val="23"/>
-          <w:szCs w:val="23"/>
-          <w:lang w:val="en-US"/>
-        </w:rPr>
-        <w:t>S</w:t>
-      </w:r>
-      <w:r>
-        <w:rPr>
-          <w:rFonts w:ascii="Noto Serif SC" w:eastAsia="Noto Serif SC" w:hAnsi="Noto Serif SC" w:cs="Noto Serif Light"/>
-          <w:sz w:val="23"/>
-          <w:szCs w:val="23"/>
-          <w:lang w:val="en-US"/>
-        </w:rPr>
-        <w:t xml:space="preserve">uona </w:t>
-      </w:r>
-      <w:r>
-        <w:rPr>
-          <w:rFonts w:ascii="Noto Serif SC" w:eastAsia="Noto Serif SC" w:hAnsi="Noto Serif SC" w:cs="Noto Serif Light"/>
-          <w:sz w:val="23"/>
-          <w:szCs w:val="23"/>
-          <w:lang w:val="en-US"/>
-        </w:rPr>
-        <w:t>c</w:t>
-      </w:r>
-      <w:r>
-        <w:rPr>
-          <w:rFonts w:ascii="Noto Serif SC" w:eastAsia="Noto Serif SC" w:hAnsi="Noto Serif SC" w:cs="Noto Serif Light"/>
-          <w:sz w:val="23"/>
-          <w:szCs w:val="23"/>
-          <w:lang w:val="en-US"/>
-        </w:rPr>
-        <w:t>oncerto</w:t>
-      </w:r>
-      <w:r>
-        <w:rPr>
-          <w:rFonts w:ascii="Noto Serif SC" w:eastAsia="Noto Serif SC" w:hAnsi="Noto Serif SC" w:cs="Noto Serif Light"/>
-          <w:sz w:val="23"/>
-          <w:szCs w:val="23"/>
-          <w:lang w:val="en-US"/>
-        </w:rPr>
-        <w:t xml:space="preserve"> '</w:t>
-      </w:r>
-      <w:r>
-        <w:rPr>
-          <w:rFonts w:ascii="Noto Serif SC" w:eastAsia="Noto Serif SC" w:hAnsi="Noto Serif SC" w:cs="Noto Serif Light"/>
-          <w:sz w:val="23"/>
-          <w:szCs w:val="23"/>
-          <w:lang w:val="en-US"/>
-        </w:rPr>
-        <w:t xml:space="preserve">Ode to </w:t>
-      </w:r>
-      <w:proofErr w:type="spellStart"/>
-      <w:r>
-        <w:rPr>
-          <w:rFonts w:ascii="Noto Serif SC" w:eastAsia="Noto Serif SC" w:hAnsi="Noto Serif SC" w:cs="Noto Serif Light"/>
-          <w:sz w:val="23"/>
-          <w:szCs w:val="23"/>
-          <w:lang w:val="en-US"/>
-        </w:rPr>
-        <w:t>Qilin</w:t>
-      </w:r>
-      <w:proofErr w:type="spellEnd"/>
+        <w:t>Ode to Qilin</w:t>
+      </w:r>
       <w:r>
         <w:rPr>
           <w:rFonts w:ascii="Noto Serif SC" w:eastAsia="Noto Serif SC" w:hAnsi="Noto Serif SC" w:cs="Noto Serif Light"/>
@@ -2738,7 +2694,544 @@
           <w:sz w:val="24"/>
           <w:szCs w:val="24"/>
         </w:rPr>
-        <w:t xml:space="preserve">Rainforest is a type of common forest ecosystem on our planet, it has a broad coverage in Southeast Asia. Rainforest is a place where climate is hot. It has abundant rainfall and various species. Rainforest is also a terrain complexity place, it has plains and canyons, streams and falls, towering trees and lush vines as well... This composition includes two </w:t>
+        <w:t>R</w:t>
+      </w:r>
+      <w:r>
+        <w:rPr>
+          <w:rFonts w:ascii="Noto Serif SC" w:eastAsia="Noto Serif SC" w:hAnsi="Noto Serif SC" w:cs="Noto Serif"/>
+          <w:sz w:val="24"/>
+          <w:szCs w:val="24"/>
+        </w:rPr>
+        <w:t>ainforest</w:t>
+      </w:r>
+      <w:r>
+        <w:rPr>
+          <w:rFonts w:ascii="Noto Serif SC" w:eastAsia="Noto Serif SC" w:hAnsi="Noto Serif SC" w:cs="Noto Serif"/>
+          <w:sz w:val="24"/>
+          <w:szCs w:val="24"/>
+        </w:rPr>
+        <w:t>s</w:t>
+      </w:r>
+      <w:r>
+        <w:rPr>
+          <w:rFonts w:ascii="Noto Serif SC" w:eastAsia="Noto Serif SC" w:hAnsi="Noto Serif SC" w:cs="Noto Serif"/>
+          <w:sz w:val="24"/>
+          <w:szCs w:val="24"/>
+        </w:rPr>
+        <w:t xml:space="preserve"> </w:t>
+      </w:r>
+      <w:r>
+        <w:rPr>
+          <w:rFonts w:ascii="Noto Serif SC" w:eastAsia="Noto Serif SC" w:hAnsi="Noto Serif SC" w:cs="Noto Serif"/>
+          <w:sz w:val="24"/>
+          <w:szCs w:val="24"/>
+        </w:rPr>
+        <w:t xml:space="preserve">are </w:t>
+      </w:r>
+      <w:r>
+        <w:rPr>
+          <w:rFonts w:ascii="Noto Serif SC" w:eastAsia="Noto Serif SC" w:hAnsi="Noto Serif SC" w:cs="Noto Serif"/>
+          <w:sz w:val="24"/>
+          <w:szCs w:val="24"/>
+        </w:rPr>
+        <w:t>a type of common forest ecosystem on our planet</w:t>
+      </w:r>
+      <w:r>
+        <w:rPr>
+          <w:rFonts w:ascii="Noto Serif SC" w:eastAsia="Noto Serif SC" w:hAnsi="Noto Serif SC" w:cs="Noto Serif"/>
+          <w:sz w:val="24"/>
+          <w:szCs w:val="24"/>
+        </w:rPr>
+        <w:t xml:space="preserve"> with </w:t>
+      </w:r>
+      <w:r>
+        <w:rPr>
+          <w:rFonts w:ascii="Noto Serif SC" w:eastAsia="Noto Serif SC" w:hAnsi="Noto Serif SC" w:cs="Noto Serif"/>
+          <w:sz w:val="24"/>
+          <w:szCs w:val="24"/>
+        </w:rPr>
+        <w:t xml:space="preserve">broad coverage </w:t>
+      </w:r>
+      <w:r>
+        <w:rPr>
+          <w:rFonts w:ascii="Noto Serif SC" w:eastAsia="Noto Serif SC" w:hAnsi="Noto Serif SC" w:cs="Noto Serif"/>
+          <w:sz w:val="24"/>
+          <w:szCs w:val="24"/>
+        </w:rPr>
+        <w:t xml:space="preserve">across </w:t>
+      </w:r>
+      <w:r>
+        <w:rPr>
+          <w:rFonts w:ascii="Noto Serif SC" w:eastAsia="Noto Serif SC" w:hAnsi="Noto Serif SC" w:cs="Noto Serif"/>
+          <w:sz w:val="24"/>
+          <w:szCs w:val="24"/>
+        </w:rPr>
+        <w:t>Southeast Asia. Rainforest</w:t>
+      </w:r>
+      <w:r>
+        <w:rPr>
+          <w:rFonts w:ascii="Noto Serif SC" w:eastAsia="Noto Serif SC" w:hAnsi="Noto Serif SC" w:cs="Noto Serif"/>
+          <w:sz w:val="24"/>
+          <w:szCs w:val="24"/>
+        </w:rPr>
+        <w:t>s</w:t>
+      </w:r>
+      <w:r>
+        <w:rPr>
+          <w:rFonts w:ascii="Noto Serif SC" w:eastAsia="Noto Serif SC" w:hAnsi="Noto Serif SC" w:cs="Noto Serif"/>
+          <w:sz w:val="24"/>
+          <w:szCs w:val="24"/>
+        </w:rPr>
+        <w:t xml:space="preserve"> </w:t>
+      </w:r>
+      <w:r>
+        <w:rPr>
+          <w:rFonts w:ascii="Noto Serif SC" w:eastAsia="Noto Serif SC" w:hAnsi="Noto Serif SC" w:cs="Noto Serif"/>
+          <w:sz w:val="24"/>
+          <w:szCs w:val="24"/>
+        </w:rPr>
+        <w:t xml:space="preserve">are </w:t>
+      </w:r>
+      <w:r>
+        <w:rPr>
+          <w:rFonts w:ascii="Noto Serif SC" w:eastAsia="Noto Serif SC" w:hAnsi="Noto Serif SC" w:cs="Noto Serif"/>
+          <w:sz w:val="24"/>
+          <w:szCs w:val="24"/>
+        </w:rPr>
+        <w:t>place</w:t>
+      </w:r>
+      <w:r>
+        <w:rPr>
+          <w:rFonts w:ascii="Noto Serif SC" w:eastAsia="Noto Serif SC" w:hAnsi="Noto Serif SC" w:cs="Noto Serif"/>
+          <w:sz w:val="24"/>
+          <w:szCs w:val="24"/>
+        </w:rPr>
+        <w:t>s</w:t>
+      </w:r>
+      <w:r>
+        <w:rPr>
+          <w:rFonts w:ascii="Noto Serif SC" w:eastAsia="Noto Serif SC" w:hAnsi="Noto Serif SC" w:cs="Noto Serif"/>
+          <w:sz w:val="24"/>
+          <w:szCs w:val="24"/>
+        </w:rPr>
+        <w:t xml:space="preserve"> </w:t>
+      </w:r>
+      <w:r>
+        <w:rPr>
+          <w:rFonts w:ascii="Noto Serif SC" w:eastAsia="Noto Serif SC" w:hAnsi="Noto Serif SC" w:cs="Noto Serif"/>
+          <w:sz w:val="24"/>
+          <w:szCs w:val="24"/>
+        </w:rPr>
+        <w:t xml:space="preserve">with </w:t>
+      </w:r>
+      <w:r>
+        <w:rPr>
+          <w:rFonts w:ascii="Noto Serif SC" w:eastAsia="Noto Serif SC" w:hAnsi="Noto Serif SC" w:cs="Noto Serif"/>
+          <w:sz w:val="24"/>
+          <w:szCs w:val="24"/>
+        </w:rPr>
+        <w:t>hot</w:t>
+      </w:r>
+      <w:r>
+        <w:rPr>
+          <w:rFonts w:ascii="Noto Serif SC" w:eastAsia="Noto Serif SC" w:hAnsi="Noto Serif SC" w:cs="Noto Serif"/>
+          <w:sz w:val="24"/>
+          <w:szCs w:val="24"/>
+        </w:rPr>
+        <w:t>, humid climates,</w:t>
+      </w:r>
+      <w:r>
+        <w:rPr>
+          <w:rFonts w:ascii="Noto Serif SC" w:eastAsia="Noto Serif SC" w:hAnsi="Noto Serif SC" w:cs="Noto Serif"/>
+          <w:sz w:val="24"/>
+          <w:szCs w:val="24"/>
+        </w:rPr>
+        <w:t xml:space="preserve"> abundant rainfall</w:t>
+      </w:r>
+      <w:r>
+        <w:rPr>
+          <w:rFonts w:ascii="Noto Serif SC" w:eastAsia="Noto Serif SC" w:hAnsi="Noto Serif SC" w:cs="Noto Serif"/>
+          <w:sz w:val="24"/>
+          <w:szCs w:val="24"/>
+        </w:rPr>
+        <w:t>,</w:t>
+      </w:r>
+      <w:r>
+        <w:rPr>
+          <w:rFonts w:ascii="Noto Serif SC" w:eastAsia="Noto Serif SC" w:hAnsi="Noto Serif SC" w:cs="Noto Serif"/>
+          <w:sz w:val="24"/>
+          <w:szCs w:val="24"/>
+        </w:rPr>
+        <w:t xml:space="preserve"> and </w:t>
+      </w:r>
+      <w:r>
+        <w:rPr>
+          <w:rFonts w:ascii="Noto Serif SC" w:eastAsia="Noto Serif SC" w:hAnsi="Noto Serif SC" w:cs="Noto Serif"/>
+          <w:sz w:val="24"/>
+          <w:szCs w:val="24"/>
+        </w:rPr>
+        <w:t xml:space="preserve">a diverse array of animal and plant </w:t>
+      </w:r>
+      <w:r>
+        <w:rPr>
+          <w:rFonts w:ascii="Noto Serif SC" w:eastAsia="Noto Serif SC" w:hAnsi="Noto Serif SC" w:cs="Noto Serif"/>
+          <w:sz w:val="24"/>
+          <w:szCs w:val="24"/>
+        </w:rPr>
+        <w:t>species. Rainforest</w:t>
+      </w:r>
+      <w:r>
+        <w:rPr>
+          <w:rFonts w:ascii="Noto Serif SC" w:eastAsia="Noto Serif SC" w:hAnsi="Noto Serif SC" w:cs="Noto Serif"/>
+          <w:sz w:val="24"/>
+          <w:szCs w:val="24"/>
+        </w:rPr>
+        <w:t>s</w:t>
+      </w:r>
+      <w:r>
+        <w:rPr>
+          <w:rFonts w:ascii="Noto Serif SC" w:eastAsia="Noto Serif SC" w:hAnsi="Noto Serif SC" w:cs="Noto Serif"/>
+          <w:sz w:val="24"/>
+          <w:szCs w:val="24"/>
+        </w:rPr>
+        <w:t xml:space="preserve"> </w:t>
+      </w:r>
+      <w:r>
+        <w:rPr>
+          <w:rFonts w:ascii="Noto Serif SC" w:eastAsia="Noto Serif SC" w:hAnsi="Noto Serif SC" w:cs="Noto Serif"/>
+          <w:sz w:val="24"/>
+          <w:szCs w:val="24"/>
+        </w:rPr>
+        <w:t xml:space="preserve">are </w:t>
+      </w:r>
+      <w:r>
+        <w:rPr>
+          <w:rFonts w:ascii="Noto Serif SC" w:eastAsia="Noto Serif SC" w:hAnsi="Noto Serif SC" w:cs="Noto Serif"/>
+          <w:sz w:val="24"/>
+          <w:szCs w:val="24"/>
+        </w:rPr>
+        <w:t xml:space="preserve">also </w:t>
+      </w:r>
+      <w:r>
+        <w:rPr>
+          <w:rFonts w:ascii="Noto Serif SC" w:eastAsia="Noto Serif SC" w:hAnsi="Noto Serif SC" w:cs="Noto Serif"/>
+          <w:sz w:val="24"/>
+          <w:szCs w:val="24"/>
+        </w:rPr>
+        <w:t xml:space="preserve">biologically </w:t>
+      </w:r>
+      <w:r>
+        <w:rPr>
+          <w:rFonts w:ascii="Noto Serif SC" w:eastAsia="Noto Serif SC" w:hAnsi="Noto Serif SC" w:cs="Noto Serif"/>
+          <w:sz w:val="24"/>
+          <w:szCs w:val="24"/>
+        </w:rPr>
+        <w:t>complex</w:t>
+      </w:r>
+      <w:r>
+        <w:rPr>
+          <w:rFonts w:ascii="Noto Serif SC" w:eastAsia="Noto Serif SC" w:hAnsi="Noto Serif SC" w:cs="Noto Serif"/>
+          <w:sz w:val="24"/>
+          <w:szCs w:val="24"/>
+        </w:rPr>
+        <w:t xml:space="preserve"> places, existing in plains and </w:t>
+      </w:r>
+      <w:r>
+        <w:rPr>
+          <w:rFonts w:ascii="Noto Serif SC" w:eastAsia="Noto Serif SC" w:hAnsi="Noto Serif SC" w:cs="Noto Serif"/>
+          <w:sz w:val="24"/>
+          <w:szCs w:val="24"/>
+        </w:rPr>
+        <w:t>canyons</w:t>
+      </w:r>
+      <w:r>
+        <w:rPr>
+          <w:rFonts w:ascii="Noto Serif SC" w:eastAsia="Noto Serif SC" w:hAnsi="Noto Serif SC" w:cs="Noto Serif"/>
+          <w:sz w:val="24"/>
+          <w:szCs w:val="24"/>
+        </w:rPr>
+        <w:t xml:space="preserve"> accompanied by</w:t>
+      </w:r>
+      <w:r>
+        <w:rPr>
+          <w:rFonts w:ascii="Noto Serif SC" w:eastAsia="Noto Serif SC" w:hAnsi="Noto Serif SC" w:cs="Noto Serif"/>
+          <w:sz w:val="24"/>
+          <w:szCs w:val="24"/>
+        </w:rPr>
+        <w:t xml:space="preserve"> </w:t>
+      </w:r>
+      <w:r>
+        <w:rPr>
+          <w:rFonts w:ascii="Noto Serif SC" w:eastAsia="Noto Serif SC" w:hAnsi="Noto Serif SC" w:cs="Noto Serif"/>
+          <w:sz w:val="24"/>
+          <w:szCs w:val="24"/>
+        </w:rPr>
+        <w:t>s</w:t>
+      </w:r>
+      <w:r>
+        <w:rPr>
+          <w:rFonts w:ascii="Noto Serif SC" w:eastAsia="Noto Serif SC" w:hAnsi="Noto Serif SC" w:cs="Noto Serif"/>
+          <w:sz w:val="24"/>
+          <w:szCs w:val="24"/>
+        </w:rPr>
+        <w:t xml:space="preserve">treams and </w:t>
+      </w:r>
+      <w:r>
+        <w:rPr>
+          <w:rFonts w:ascii="Noto Serif SC" w:eastAsia="Noto Serif SC" w:hAnsi="Noto Serif SC" w:cs="Noto Serif"/>
+          <w:sz w:val="24"/>
+          <w:szCs w:val="24"/>
+        </w:rPr>
+        <w:t>water</w:t>
+      </w:r>
+      <w:r>
+        <w:rPr>
+          <w:rFonts w:ascii="Noto Serif SC" w:eastAsia="Noto Serif SC" w:hAnsi="Noto Serif SC" w:cs="Noto Serif"/>
+          <w:sz w:val="24"/>
+          <w:szCs w:val="24"/>
+        </w:rPr>
+        <w:t>falls, towering trees and lush vines.</w:t>
+      </w:r>
+    </w:p>
+    <w:p>
+      <w:pPr>
+        <w:spacing w:after="240"/>
+        <w:jc w:val="both"/>
+        <w:rPr>
+          <w:rFonts w:ascii="Noto Serif SC" w:eastAsia="Noto Serif SC" w:hAnsi="Noto Serif SC" w:cs="Noto Serif"/>
+          <w:sz w:val="24"/>
+          <w:szCs w:val="24"/>
+        </w:rPr>
+      </w:pPr>
+      <w:r>
+        <w:rPr>
+          <w:rFonts w:ascii="Noto Serif SC" w:eastAsia="Noto Serif SC" w:hAnsi="Noto Serif SC" w:cs="Noto Serif"/>
+          <w:i/>
+          <w:iCs/>
+          <w:sz w:val="24"/>
+          <w:szCs w:val="24"/>
+        </w:rPr>
+        <w:t xml:space="preserve">Go Across </w:t>
+      </w:r>
+      <w:r>
+        <w:rPr>
+          <w:rFonts w:ascii="Noto Serif SC" w:eastAsia="Noto Serif SC" w:hAnsi="Noto Serif SC" w:cs="Noto Serif"/>
+          <w:i/>
+          <w:iCs/>
+          <w:sz w:val="24"/>
+          <w:szCs w:val="24"/>
+        </w:rPr>
+        <w:t>t</w:t>
+      </w:r>
+      <w:r>
+        <w:rPr>
+          <w:rFonts w:ascii="Noto Serif SC" w:eastAsia="Noto Serif SC" w:hAnsi="Noto Serif SC" w:cs="Noto Serif"/>
+          <w:i/>
+          <w:iCs/>
+          <w:sz w:val="24"/>
+          <w:szCs w:val="24"/>
+        </w:rPr>
+        <w:t>he Rainforests</w:t>
+      </w:r>
+      <w:r>
+        <w:rPr>
+          <w:rFonts w:ascii="Noto Serif SC" w:eastAsia="Noto Serif SC" w:hAnsi="Noto Serif SC" w:cs="Noto Serif"/>
+          <w:sz w:val="24"/>
+          <w:szCs w:val="24"/>
+        </w:rPr>
+        <w:t xml:space="preserve"> </w:t>
+      </w:r>
+      <w:r>
+        <w:rPr>
+          <w:rFonts w:ascii="Noto Serif SC" w:eastAsia="Noto Serif SC" w:hAnsi="Noto Serif SC" w:cs="Noto Serif"/>
+          <w:sz w:val="24"/>
+          <w:szCs w:val="24"/>
+        </w:rPr>
+        <w:t xml:space="preserve">includes two </w:t>
+      </w:r>
+      <w:r>
+        <w:rPr>
+          <w:rFonts w:ascii="Noto Serif SC" w:eastAsia="Noto Serif SC" w:hAnsi="Noto Serif SC" w:cs="Noto Serif"/>
+          <w:sz w:val="24"/>
+          <w:szCs w:val="24"/>
+        </w:rPr>
+        <w:t>parts. The</w:t>
+      </w:r>
+      <w:r>
+        <w:rPr>
+          <w:rFonts w:ascii="Noto Serif SC" w:eastAsia="Noto Serif SC" w:hAnsi="Noto Serif SC" w:cs="Noto Serif"/>
+          <w:sz w:val="24"/>
+          <w:szCs w:val="24"/>
+        </w:rPr>
+        <w:t xml:space="preserve"> first part is Introduction and Andante, </w:t>
+      </w:r>
+      <w:r>
+        <w:rPr>
+          <w:rFonts w:ascii="Noto Serif SC" w:eastAsia="Noto Serif SC" w:hAnsi="Noto Serif SC" w:cs="Noto Serif"/>
+          <w:sz w:val="24"/>
+          <w:szCs w:val="24"/>
+        </w:rPr>
+        <w:t xml:space="preserve">and </w:t>
+      </w:r>
+      <w:r>
+        <w:rPr>
+          <w:rFonts w:ascii="Noto Serif SC" w:eastAsia="Noto Serif SC" w:hAnsi="Noto Serif SC" w:cs="Noto Serif"/>
+          <w:sz w:val="24"/>
+          <w:szCs w:val="24"/>
+        </w:rPr>
+        <w:t xml:space="preserve">the </w:t>
+      </w:r>
+      <w:r>
+        <w:rPr>
+          <w:rFonts w:ascii="Noto Serif SC" w:eastAsia="Noto Serif SC" w:hAnsi="Noto Serif SC" w:cs="Noto Serif"/>
+          <w:sz w:val="24"/>
+          <w:szCs w:val="24"/>
+        </w:rPr>
+        <w:t>second part</w:t>
+      </w:r>
+      <w:r>
+        <w:rPr>
+          <w:rFonts w:ascii="Noto Serif SC" w:eastAsia="Noto Serif SC" w:hAnsi="Noto Serif SC" w:cs="Noto Serif"/>
+          <w:sz w:val="24"/>
+          <w:szCs w:val="24"/>
+        </w:rPr>
+        <w:t xml:space="preserve"> is Allegro. This composition uses </w:t>
+      </w:r>
+      <w:r>
+        <w:rPr>
+          <w:rFonts w:ascii="Noto Serif SC" w:eastAsia="Noto Serif SC" w:hAnsi="Noto Serif SC" w:cs="Noto Serif"/>
+          <w:sz w:val="24"/>
+          <w:szCs w:val="24"/>
+        </w:rPr>
+        <w:t xml:space="preserve">the </w:t>
+      </w:r>
+      <w:r>
+        <w:rPr>
+          <w:rFonts w:ascii="Noto Serif SC" w:eastAsia="Noto Serif SC" w:hAnsi="Noto Serif SC" w:cs="Noto Serif"/>
+          <w:sz w:val="24"/>
+          <w:szCs w:val="24"/>
+        </w:rPr>
+        <w:t xml:space="preserve">Pelog </w:t>
+      </w:r>
+      <w:r>
+        <w:rPr>
+          <w:rFonts w:ascii="Noto Serif SC" w:eastAsia="Noto Serif SC" w:hAnsi="Noto Serif SC" w:cs="Noto Serif"/>
+          <w:sz w:val="24"/>
+          <w:szCs w:val="24"/>
+        </w:rPr>
+        <w:t xml:space="preserve">scale </w:t>
+      </w:r>
+      <w:r>
+        <w:rPr>
+          <w:rFonts w:ascii="Noto Serif SC" w:eastAsia="Noto Serif SC" w:hAnsi="Noto Serif SC" w:cs="Noto Serif"/>
+          <w:sz w:val="24"/>
+          <w:szCs w:val="24"/>
+        </w:rPr>
+        <w:t xml:space="preserve">from Gamelan as music material. </w:t>
+      </w:r>
+      <w:r>
+        <w:rPr>
+          <w:rFonts w:ascii="Noto Serif SC" w:eastAsia="Noto Serif SC" w:hAnsi="Noto Serif SC" w:cs="Noto Serif"/>
+          <w:sz w:val="24"/>
+          <w:szCs w:val="24"/>
+        </w:rPr>
+        <w:t xml:space="preserve">While much of the work is </w:t>
+      </w:r>
+      <w:r>
+        <w:rPr>
+          <w:rFonts w:ascii="Noto Serif SC" w:eastAsia="Noto Serif SC" w:hAnsi="Noto Serif SC" w:cs="Noto Serif"/>
+          <w:sz w:val="24"/>
+          <w:szCs w:val="24"/>
+        </w:rPr>
+        <w:t>minimali</w:t>
+      </w:r>
+      <w:r>
+        <w:rPr>
+          <w:rFonts w:ascii="Noto Serif SC" w:eastAsia="Noto Serif SC" w:hAnsi="Noto Serif SC" w:cs="Noto Serif"/>
+          <w:sz w:val="24"/>
+          <w:szCs w:val="24"/>
+        </w:rPr>
+        <w:t>st</w:t>
+      </w:r>
+      <w:r>
+        <w:rPr>
+          <w:rFonts w:ascii="Noto Serif SC" w:eastAsia="Noto Serif SC" w:hAnsi="Noto Serif SC" w:cs="Noto Serif"/>
+          <w:sz w:val="24"/>
+          <w:szCs w:val="24"/>
+        </w:rPr>
+        <w:t>ic</w:t>
+      </w:r>
+      <w:r>
+        <w:rPr>
+          <w:rFonts w:ascii="Noto Serif SC" w:eastAsia="Noto Serif SC" w:hAnsi="Noto Serif SC" w:cs="Noto Serif"/>
+          <w:sz w:val="24"/>
+          <w:szCs w:val="24"/>
+        </w:rPr>
+        <w:t xml:space="preserve"> </w:t>
+      </w:r>
+      <w:r>
+        <w:rPr>
+          <w:rFonts w:ascii="Noto Serif SC" w:eastAsia="Noto Serif SC" w:hAnsi="Noto Serif SC" w:cs="Noto Serif"/>
+          <w:sz w:val="24"/>
+          <w:szCs w:val="24"/>
+        </w:rPr>
+        <w:t xml:space="preserve">in </w:t>
+      </w:r>
+      <w:r>
+        <w:rPr>
+          <w:rFonts w:ascii="Noto Serif SC" w:eastAsia="Noto Serif SC" w:hAnsi="Noto Serif SC" w:cs="Noto Serif"/>
+          <w:sz w:val="24"/>
+          <w:szCs w:val="24"/>
+        </w:rPr>
+        <w:t xml:space="preserve">technique, </w:t>
+      </w:r>
+      <w:r>
+        <w:rPr>
+          <w:rFonts w:ascii="Noto Serif SC" w:eastAsia="Noto Serif SC" w:hAnsi="Noto Serif SC" w:cs="Noto Serif"/>
+          <w:sz w:val="24"/>
+          <w:szCs w:val="24"/>
+        </w:rPr>
+        <w:t xml:space="preserve">it is juxtaposed with </w:t>
+      </w:r>
+      <w:r>
+        <w:rPr>
+          <w:rFonts w:ascii="Noto Serif SC" w:eastAsia="Noto Serif SC" w:hAnsi="Noto Serif SC" w:cs="Noto Serif"/>
+          <w:sz w:val="24"/>
+          <w:szCs w:val="24"/>
+        </w:rPr>
+        <w:t>peculiar rhythm</w:t>
+      </w:r>
+      <w:r>
+        <w:rPr>
+          <w:rFonts w:ascii="Noto Serif SC" w:eastAsia="Noto Serif SC" w:hAnsi="Noto Serif SC" w:cs="Noto Serif"/>
+          <w:sz w:val="24"/>
+          <w:szCs w:val="24"/>
+        </w:rPr>
+        <w:t>s</w:t>
+      </w:r>
+      <w:r>
+        <w:rPr>
+          <w:rFonts w:ascii="Noto Serif SC" w:eastAsia="Noto Serif SC" w:hAnsi="Noto Serif SC" w:cs="Noto Serif"/>
+          <w:sz w:val="24"/>
+          <w:szCs w:val="24"/>
+        </w:rPr>
+        <w:t xml:space="preserve"> and </w:t>
+      </w:r>
+      <w:r>
+        <w:rPr>
+          <w:rFonts w:ascii="Noto Serif SC" w:eastAsia="Noto Serif SC" w:hAnsi="Noto Serif SC" w:cs="Noto Serif"/>
+          <w:sz w:val="24"/>
+          <w:szCs w:val="24"/>
+        </w:rPr>
+        <w:t>tunes</w:t>
+      </w:r>
+      <w:r>
+        <w:rPr>
+          <w:rFonts w:ascii="Noto Serif SC" w:eastAsia="Noto Serif SC" w:hAnsi="Noto Serif SC" w:cs="Noto Serif"/>
+          <w:sz w:val="24"/>
+          <w:szCs w:val="24"/>
+        </w:rPr>
+        <w:t xml:space="preserve"> originating from </w:t>
       </w:r>
       <w:proofErr w:type="spellStart"/>
       <w:r>
@@ -2747,7 +3240,7 @@
           <w:sz w:val="24"/>
           <w:szCs w:val="24"/>
         </w:rPr>
-        <w:t>parts.The</w:t>
+        <w:t>Kroncong</w:t>
       </w:r>
       <w:proofErr w:type="spellEnd"/>
       <w:r>
@@ -2756,72 +3249,77 @@
           <w:sz w:val="24"/>
           <w:szCs w:val="24"/>
         </w:rPr>
-        <w:t xml:space="preserve"> first part is Introduction and Andante, the </w:t>
-      </w:r>
-      <w:proofErr w:type="spellStart"/>
-      <w:r>
-        <w:rPr>
-          <w:rFonts w:ascii="Noto Serif SC" w:eastAsia="Noto Serif SC" w:hAnsi="Noto Serif SC" w:cs="Noto Serif"/>
-          <w:sz w:val="24"/>
-          <w:szCs w:val="24"/>
-        </w:rPr>
-        <w:t>secondpart</w:t>
-      </w:r>
-      <w:proofErr w:type="spellEnd"/>
-      <w:r>
-        <w:rPr>
-          <w:rFonts w:ascii="Noto Serif SC" w:eastAsia="Noto Serif SC" w:hAnsi="Noto Serif SC" w:cs="Noto Serif"/>
-          <w:sz w:val="24"/>
-          <w:szCs w:val="24"/>
-        </w:rPr>
-        <w:t xml:space="preserve"> is Allegro. This composition uses Pelog </w:t>
-      </w:r>
-      <w:proofErr w:type="spellStart"/>
-      <w:r>
-        <w:rPr>
-          <w:rFonts w:ascii="Noto Serif SC" w:eastAsia="Noto Serif SC" w:hAnsi="Noto Serif SC" w:cs="Noto Serif"/>
-          <w:sz w:val="24"/>
-          <w:szCs w:val="24"/>
-        </w:rPr>
-        <w:t>sacle</w:t>
-      </w:r>
-      <w:proofErr w:type="spellEnd"/>
-      <w:r>
-        <w:rPr>
-          <w:rFonts w:ascii="Noto Serif SC" w:eastAsia="Noto Serif SC" w:hAnsi="Noto Serif SC" w:cs="Noto Serif"/>
-          <w:sz w:val="24"/>
-          <w:szCs w:val="24"/>
-        </w:rPr>
-        <w:t xml:space="preserve"> from Gamelan music as its music material. This composition adopts minimalism compose technique, meanwhile peculiar rhythm and </w:t>
-      </w:r>
-      <w:proofErr w:type="spellStart"/>
-      <w:r>
-        <w:rPr>
-          <w:rFonts w:ascii="Noto Serif SC" w:eastAsia="Noto Serif SC" w:hAnsi="Noto Serif SC" w:cs="Noto Serif"/>
-          <w:sz w:val="24"/>
-          <w:szCs w:val="24"/>
-        </w:rPr>
-        <w:t>tunesfrom</w:t>
-      </w:r>
-      <w:proofErr w:type="spellEnd"/>
-      <w:r>
-        <w:rPr>
-          <w:rFonts w:ascii="Noto Serif SC" w:eastAsia="Noto Serif SC" w:hAnsi="Noto Serif SC" w:cs="Noto Serif"/>
-          <w:sz w:val="24"/>
-          <w:szCs w:val="24"/>
-        </w:rPr>
         <w:t xml:space="preserve"> </w:t>
       </w:r>
-      <w:proofErr w:type="spellStart"/>
-      <w:r>
-        <w:rPr>
-          <w:rFonts w:ascii="Noto Serif SC" w:eastAsia="Noto Serif SC" w:hAnsi="Noto Serif SC" w:cs="Noto Serif"/>
-          <w:sz w:val="24"/>
-          <w:szCs w:val="24"/>
-        </w:rPr>
-        <w:t>Kroncong</w:t>
-      </w:r>
-      <w:proofErr w:type="spellEnd"/>
+      <w:r>
+        <w:rPr>
+          <w:rFonts w:ascii="Noto Serif SC" w:eastAsia="Noto Serif SC" w:hAnsi="Noto Serif SC" w:cs="Noto Serif"/>
+          <w:sz w:val="24"/>
+          <w:szCs w:val="24"/>
+        </w:rPr>
+        <w:t>music</w:t>
+      </w:r>
+      <w:r>
+        <w:rPr>
+          <w:rFonts w:ascii="Noto Serif SC" w:eastAsia="Noto Serif SC" w:hAnsi="Noto Serif SC" w:cs="Noto Serif"/>
+          <w:sz w:val="24"/>
+          <w:szCs w:val="24"/>
+        </w:rPr>
+        <w:t xml:space="preserve"> which</w:t>
+      </w:r>
+      <w:r>
+        <w:rPr>
+          <w:rFonts w:ascii="Noto Serif SC" w:eastAsia="Noto Serif SC" w:hAnsi="Noto Serif SC" w:cs="Noto Serif"/>
+          <w:sz w:val="24"/>
+          <w:szCs w:val="24"/>
+        </w:rPr>
+        <w:t xml:space="preserve"> play in </w:t>
+      </w:r>
+      <w:r>
+        <w:rPr>
+          <w:rFonts w:ascii="Noto Serif SC" w:eastAsia="Noto Serif SC" w:hAnsi="Noto Serif SC" w:cs="Noto Serif"/>
+          <w:sz w:val="24"/>
+          <w:szCs w:val="24"/>
+        </w:rPr>
+        <w:t>counterpoint</w:t>
+      </w:r>
+      <w:r>
+        <w:rPr>
+          <w:rFonts w:ascii="Noto Serif SC" w:eastAsia="Noto Serif SC" w:hAnsi="Noto Serif SC" w:cs="Noto Serif"/>
+          <w:sz w:val="24"/>
+          <w:szCs w:val="24"/>
+        </w:rPr>
+        <w:t xml:space="preserve"> to the former musical material</w:t>
+      </w:r>
+      <w:r>
+        <w:rPr>
+          <w:rFonts w:ascii="Noto Serif SC" w:eastAsia="Noto Serif SC" w:hAnsi="Noto Serif SC" w:cs="Noto Serif"/>
+          <w:sz w:val="24"/>
+          <w:szCs w:val="24"/>
+        </w:rPr>
+        <w:t>.</w:t>
+      </w:r>
+    </w:p>
+    <w:p>
+      <w:pPr>
+        <w:spacing w:after="240"/>
+        <w:jc w:val="both"/>
+        <w:rPr>
+          <w:rFonts w:ascii="Noto Serif SC" w:eastAsia="Noto Serif SC" w:hAnsi="Noto Serif SC" w:cs="Noto Serif"/>
+          <w:i/>
+          <w:iCs/>
+          <w:sz w:val="24"/>
+          <w:szCs w:val="24"/>
+        </w:rPr>
+      </w:pPr>
+      <w:r>
+        <w:rPr>
+          <w:rFonts w:ascii="Noto Serif SC" w:eastAsia="Noto Serif SC" w:hAnsi="Noto Serif SC" w:cs="Noto Serif"/>
+          <w:sz w:val="24"/>
+          <w:szCs w:val="24"/>
+        </w:rPr>
+        <w:t>The</w:t>
+      </w:r>
       <w:r>
         <w:rPr>
           <w:rFonts w:ascii="Noto Serif SC" w:eastAsia="Noto Serif SC" w:hAnsi="Noto Serif SC" w:cs="Noto Serif"/>
@@ -2830,23 +3328,213 @@
         </w:rPr>
         <w:t xml:space="preserve"> </w:t>
       </w:r>
-      <w:proofErr w:type="spellStart"/>
-      <w:r>
-        <w:rPr>
-          <w:rFonts w:ascii="Noto Serif SC" w:eastAsia="Noto Serif SC" w:hAnsi="Noto Serif SC" w:cs="Noto Serif"/>
-          <w:sz w:val="24"/>
-          <w:szCs w:val="24"/>
-        </w:rPr>
-        <w:t>music.The</w:t>
-      </w:r>
-      <w:proofErr w:type="spellEnd"/>
-      <w:r>
-        <w:rPr>
-          <w:rFonts w:ascii="Noto Serif SC" w:eastAsia="Noto Serif SC" w:hAnsi="Noto Serif SC" w:cs="Noto Serif"/>
-          <w:sz w:val="24"/>
-          <w:szCs w:val="24"/>
-        </w:rPr>
-        <w:t xml:space="preserve"> composer is trying to open up a Southeast Asia style picture scroll before peoples’ eyes, expressing his concerning about rainforest ecosystem and his thinking about relationship between human and nature.</w:t>
+      <w:r>
+        <w:rPr>
+          <w:rFonts w:ascii="Noto Serif SC" w:eastAsia="Noto Serif SC" w:hAnsi="Noto Serif SC" w:cs="Noto Serif"/>
+          <w:sz w:val="24"/>
+          <w:szCs w:val="24"/>
+        </w:rPr>
+        <w:t>piece attempts to depict</w:t>
+      </w:r>
+      <w:r>
+        <w:rPr>
+          <w:rFonts w:ascii="Noto Serif SC" w:eastAsia="Noto Serif SC" w:hAnsi="Noto Serif SC" w:cs="Noto Serif"/>
+          <w:sz w:val="24"/>
+          <w:szCs w:val="24"/>
+        </w:rPr>
+        <w:t xml:space="preserve"> </w:t>
+      </w:r>
+      <w:r>
+        <w:rPr>
+          <w:rFonts w:ascii="Noto Serif SC" w:eastAsia="Noto Serif SC" w:hAnsi="Noto Serif SC" w:cs="Noto Serif"/>
+          <w:sz w:val="24"/>
+          <w:szCs w:val="24"/>
+        </w:rPr>
+        <w:t xml:space="preserve">a map of </w:t>
+      </w:r>
+      <w:r>
+        <w:rPr>
+          <w:rFonts w:ascii="Noto Serif SC" w:eastAsia="Noto Serif SC" w:hAnsi="Noto Serif SC" w:cs="Noto Serif"/>
+          <w:sz w:val="24"/>
+          <w:szCs w:val="24"/>
+        </w:rPr>
+        <w:t xml:space="preserve">Southeast Asia </w:t>
+      </w:r>
+      <w:r>
+        <w:rPr>
+          <w:rFonts w:ascii="Noto Serif SC" w:eastAsia="Noto Serif SC" w:hAnsi="Noto Serif SC" w:cs="Noto Serif"/>
+          <w:sz w:val="24"/>
+          <w:szCs w:val="24"/>
+        </w:rPr>
+        <w:t xml:space="preserve">as a sort of </w:t>
+      </w:r>
+      <w:r>
+        <w:rPr>
+          <w:rFonts w:ascii="Noto Serif SC" w:eastAsia="Noto Serif SC" w:hAnsi="Noto Serif SC" w:cs="Noto Serif"/>
+          <w:sz w:val="24"/>
+          <w:szCs w:val="24"/>
+        </w:rPr>
+        <w:t>scroll</w:t>
+      </w:r>
+      <w:r>
+        <w:rPr>
+          <w:rFonts w:ascii="Noto Serif SC" w:eastAsia="Noto Serif SC" w:hAnsi="Noto Serif SC" w:cs="Noto Serif"/>
+          <w:sz w:val="24"/>
+          <w:szCs w:val="24"/>
+        </w:rPr>
+        <w:t xml:space="preserve"> being unravelled</w:t>
+      </w:r>
+      <w:r>
+        <w:rPr>
+          <w:rFonts w:ascii="Noto Serif SC" w:eastAsia="Noto Serif SC" w:hAnsi="Noto Serif SC" w:cs="Noto Serif"/>
+          <w:sz w:val="24"/>
+          <w:szCs w:val="24"/>
+        </w:rPr>
+        <w:t xml:space="preserve"> </w:t>
+      </w:r>
+      <w:r>
+        <w:rPr>
+          <w:rFonts w:ascii="Noto Serif SC" w:eastAsia="Noto Serif SC" w:hAnsi="Noto Serif SC" w:cs="Noto Serif"/>
+          <w:sz w:val="24"/>
+          <w:szCs w:val="24"/>
+        </w:rPr>
+        <w:t>to</w:t>
+      </w:r>
+      <w:r>
+        <w:rPr>
+          <w:rFonts w:ascii="Noto Serif SC" w:eastAsia="Noto Serif SC" w:hAnsi="Noto Serif SC" w:cs="Noto Serif"/>
+          <w:sz w:val="24"/>
+          <w:szCs w:val="24"/>
+        </w:rPr>
+        <w:t xml:space="preserve"> people, expressing </w:t>
+      </w:r>
+      <w:r>
+        <w:rPr>
+          <w:rFonts w:ascii="Noto Serif SC" w:eastAsia="Noto Serif SC" w:hAnsi="Noto Serif SC" w:cs="Noto Serif"/>
+          <w:sz w:val="24"/>
+          <w:szCs w:val="24"/>
+        </w:rPr>
+        <w:t>the composer</w:t>
+      </w:r>
+      <w:r>
+        <w:rPr>
+          <w:rFonts w:ascii="Noto Serif SC" w:eastAsia="Noto Serif SC" w:hAnsi="Noto Serif SC" w:cs="Noto Serif"/>
+          <w:sz w:val="24"/>
+          <w:szCs w:val="24"/>
+        </w:rPr>
+        <w:t>'</w:t>
+      </w:r>
+      <w:r>
+        <w:rPr>
+          <w:rFonts w:ascii="Noto Serif SC" w:eastAsia="Noto Serif SC" w:hAnsi="Noto Serif SC" w:cs="Noto Serif"/>
+          <w:sz w:val="24"/>
+          <w:szCs w:val="24"/>
+        </w:rPr>
+        <w:t xml:space="preserve">s deep </w:t>
+      </w:r>
+      <w:r>
+        <w:rPr>
+          <w:rFonts w:ascii="Noto Serif SC" w:eastAsia="Noto Serif SC" w:hAnsi="Noto Serif SC" w:cs="Noto Serif"/>
+          <w:sz w:val="24"/>
+          <w:szCs w:val="24"/>
+        </w:rPr>
+        <w:t>concern</w:t>
+      </w:r>
+      <w:r>
+        <w:rPr>
+          <w:rFonts w:ascii="Noto Serif SC" w:eastAsia="Noto Serif SC" w:hAnsi="Noto Serif SC" w:cs="Noto Serif"/>
+          <w:sz w:val="24"/>
+          <w:szCs w:val="24"/>
+        </w:rPr>
+        <w:t>s</w:t>
+      </w:r>
+      <w:r>
+        <w:rPr>
+          <w:rFonts w:ascii="Noto Serif SC" w:eastAsia="Noto Serif SC" w:hAnsi="Noto Serif SC" w:cs="Noto Serif"/>
+          <w:sz w:val="24"/>
+          <w:szCs w:val="24"/>
+        </w:rPr>
+        <w:t xml:space="preserve"> </w:t>
+      </w:r>
+      <w:r>
+        <w:rPr>
+          <w:rFonts w:ascii="Noto Serif SC" w:eastAsia="Noto Serif SC" w:hAnsi="Noto Serif SC" w:cs="Noto Serif"/>
+          <w:sz w:val="24"/>
+          <w:szCs w:val="24"/>
+        </w:rPr>
+        <w:t>of our Earth</w:t>
+      </w:r>
+      <w:r>
+        <w:rPr>
+          <w:rFonts w:ascii="Noto Serif SC" w:eastAsia="Noto Serif SC" w:hAnsi="Noto Serif SC" w:cs="Noto Serif"/>
+          <w:sz w:val="24"/>
+          <w:szCs w:val="24"/>
+        </w:rPr>
+        <w:t>'</w:t>
+      </w:r>
+      <w:r>
+        <w:rPr>
+          <w:rFonts w:ascii="Noto Serif SC" w:eastAsia="Noto Serif SC" w:hAnsi="Noto Serif SC" w:cs="Noto Serif"/>
+          <w:sz w:val="24"/>
+          <w:szCs w:val="24"/>
+        </w:rPr>
+        <w:t xml:space="preserve">s fragile </w:t>
+      </w:r>
+      <w:r>
+        <w:rPr>
+          <w:rFonts w:ascii="Noto Serif SC" w:eastAsia="Noto Serif SC" w:hAnsi="Noto Serif SC" w:cs="Noto Serif"/>
+          <w:sz w:val="24"/>
+          <w:szCs w:val="24"/>
+        </w:rPr>
+        <w:t>rainforest ecosystem</w:t>
+      </w:r>
+      <w:r>
+        <w:rPr>
+          <w:rFonts w:ascii="Noto Serif SC" w:eastAsia="Noto Serif SC" w:hAnsi="Noto Serif SC" w:cs="Noto Serif"/>
+          <w:sz w:val="24"/>
+          <w:szCs w:val="24"/>
+        </w:rPr>
+        <w:t>s,</w:t>
+      </w:r>
+      <w:r>
+        <w:rPr>
+          <w:rFonts w:ascii="Noto Serif SC" w:eastAsia="Noto Serif SC" w:hAnsi="Noto Serif SC" w:cs="Noto Serif"/>
+          <w:sz w:val="24"/>
+          <w:szCs w:val="24"/>
+        </w:rPr>
+        <w:t xml:space="preserve"> </w:t>
+      </w:r>
+      <w:r>
+        <w:rPr>
+          <w:rFonts w:ascii="Noto Serif SC" w:eastAsia="Noto Serif SC" w:hAnsi="Noto Serif SC" w:cs="Noto Serif"/>
+          <w:sz w:val="24"/>
+          <w:szCs w:val="24"/>
+        </w:rPr>
+        <w:t xml:space="preserve">as well as highlighting our </w:t>
+      </w:r>
+      <w:r>
+        <w:rPr>
+          <w:rFonts w:ascii="Noto Serif SC" w:eastAsia="Noto Serif SC" w:hAnsi="Noto Serif SC" w:cs="Noto Serif"/>
+          <w:sz w:val="24"/>
+          <w:szCs w:val="24"/>
+        </w:rPr>
+        <w:t>ever-evolving</w:t>
+      </w:r>
+      <w:r>
+        <w:rPr>
+          <w:rFonts w:ascii="Noto Serif SC" w:eastAsia="Noto Serif SC" w:hAnsi="Noto Serif SC" w:cs="Noto Serif"/>
+          <w:sz w:val="24"/>
+          <w:szCs w:val="24"/>
+        </w:rPr>
+        <w:t xml:space="preserve"> </w:t>
+      </w:r>
+      <w:r>
+        <w:rPr>
+          <w:rFonts w:ascii="Noto Serif SC" w:eastAsia="Noto Serif SC" w:hAnsi="Noto Serif SC" w:cs="Noto Serif"/>
+          <w:sz w:val="24"/>
+          <w:szCs w:val="24"/>
+        </w:rPr>
+        <w:t>relationship between human and nature.</w:t>
       </w:r>
     </w:p>
     <w:p>
@@ -3826,19 +4514,8 @@
           <w:szCs w:val="20"/>
           <w:lang w:val="en-US"/>
         </w:rPr>
-        <w:t xml:space="preserve"> </w:t>
-      </w:r>
-      <w:proofErr w:type="spellStart"/>
-      <w:r>
-        <w:rPr>
-          <w:rFonts w:ascii="Noto Serif SC" w:eastAsia="Noto Serif SC" w:hAnsi="Noto Serif SC" w:cs="Noto Serif"/>
-          <w:sz w:val="20"/>
-          <w:szCs w:val="20"/>
-          <w:lang w:val="en-US"/>
-        </w:rPr>
-        <w:t>Dagu</w:t>
-      </w:r>
-      <w:proofErr w:type="spellEnd"/>
+        <w:t xml:space="preserve"> Dagu</w:t>
+      </w:r>
       <w:r>
         <w:rPr>
           <w:rFonts w:ascii="Noto Serif SC" w:eastAsia="Noto Serif SC" w:hAnsi="Noto Serif SC" w:cs="Noto Serif" w:hint="eastAsia"/>
@@ -5216,7 +5893,6 @@
   <w:style w:type="character" w:default="1" w:styleId="DefaultParagraphFont">
     <w:name w:val="Default Paragraph Font"/>
     <w:uiPriority w:val="1"/>
-    <w:semiHidden/>
     <w:unhideWhenUsed/>
   </w:style>
   <w:style w:type="table" w:default="1" w:styleId="TableNormal">
